--- a/heat_accidents_mortality/output/manuscript_bw/heat_crash_mortality_submission.docx
+++ b/heat_accidents_mortality/output/manuscript_bw/heat_crash_mortality_submission.docx
@@ -528,7 +528,23 @@
         <w:spacing w:after="120" w:line="480" w:lineRule="auto"/>
       </w:pPr>
       <w:r>
+        <w:t>The +9 °C anomaly level was chosen because it lies near the upper end of the observed positive-anomaly range while remaining within the support of the estimated anomaly response (approximately -12 to +10 °C), so the estimate does not require extrapolation. The quasi-Poisson variance accounts for overdispersion but does not model residual temporal autocorrelation explicitly; the distributed-lag, seasonal, trend and day-of-week terms absorb most short-term serial correlation, but any remaining autocorrelation could affect confidence intervals (see Limitations).</w:t>
+      </w:r>
+    </w:p>
+    <w:p>
+      <w:pPr>
+        <w:spacing w:after="120" w:line="480" w:lineRule="auto"/>
+      </w:pPr>
+      <w:r>
         <w:t>No ethics approval was required because the study used publicly available, aggregated and de-identified data with no individual patient records.</w:t>
+      </w:r>
+    </w:p>
+    <w:p>
+      <w:pPr>
+        <w:spacing w:after="120" w:line="480" w:lineRule="auto"/>
+      </w:pPr>
+      <w:r>
+        <w:t>Generative artificial-intelligence tools were used to assist with code development and manuscript drafting; the author reviewed and verified all content and takes full responsibility for the final work.</w:t>
       </w:r>
     </w:p>
     <w:p>
@@ -761,7 +777,7 @@
         <w:t xml:space="preserve">Figure 1. </w:t>
       </w:r>
       <w:r>
-        <w:t>United States absolute-temperature exposure-response for daily traffic-crash deaths (cumulative over lag 0-10 days), relative to the minimum-mortality temperature. The curve peaks at mild temperatures and declines at extreme heat, reflecting the seasonal driving-exposure envelope rather than an acute heat effect.</w:t>
+        <w:t>United States absolute-temperature exposure-response for daily traffic-crash deaths (cumulative over lag 0-10 days), relative to the minimum-mortality temperature. The curve peaks at mild temperatures and declines at extreme heat, reflecting the seasonal driving-exposure envelope rather than an acute heat effect. Black-and-white version: line styles and marker shapes distinguish categories.</w:t>
       </w:r>
     </w:p>
     <w:p/>
@@ -776,7 +792,7 @@
         <w:t xml:space="preserve">Figure 2. </w:t>
       </w:r>
       <w:r>
-        <w:t>United States temperature-anomaly exposure-response (primary analysis): cumulative rate ratio of crash deaths versus the local day-of-year seasonal norm. Days hotter than normal carry higher crash mortality.</w:t>
+        <w:t>United States temperature-anomaly exposure-response (primary analysis): cumulative rate ratio of crash deaths versus the local day-of-year seasonal norm. Days hotter than normal carry higher crash mortality. Black-and-white version: line styles and marker shapes distinguish categories.</w:t>
       </w:r>
     </w:p>
     <w:p/>
@@ -799,7 +815,7 @@
         <w:t xml:space="preserve">Figure 3. </w:t>
       </w:r>
       <w:r>
-        <w:t>United States lag structure of the crash-death response to a +9 °C anomaly: an acute same-day excess followed by a 1-3 day deficit consistent with short-term displacement (harvesting) rather than a net addition of deaths.</w:t>
+        <w:t>United States lag structure of the crash-death response to a +9 °C anomaly: an acute same-day excess followed by a 1-3 day deficit consistent with short-term displacement (harvesting) rather than a net addition of deaths. Black-and-white version: line styles and marker shapes distinguish categories.</w:t>
       </w:r>
     </w:p>
     <w:p/>
@@ -1027,7 +1043,7 @@
         <w:t xml:space="preserve">Figure 4. </w:t>
       </w:r>
       <w:r>
-        <w:t>United States same-day rate ratio of crash death for a +9 °C anomaly by road-user type. Open-air users (motorcyclists, pedestrians, cyclists) show much larger heat effects than enclosed, often air-conditioned, vehicle occupants—a gradient that tracks direct heat exposure rather than driving volume.</w:t>
+        <w:t>United States same-day rate ratio of crash death for a +9 °C anomaly by road-user type. Open-air users (motorcyclists, pedestrians, cyclists) show much larger heat effects than enclosed, often air-conditioned, vehicle occupants—a gradient that tracks direct heat exposure rather than driving volume. This subgroup analysis is exploratory and is not adjusted for multiple comparisons. Black-and-white version: categories are distinguished by the y-axis labels.</w:t>
       </w:r>
     </w:p>
     <w:p/>
@@ -1334,7 +1350,7 @@
         <w:t xml:space="preserve">Figure 5. </w:t>
       </w:r>
       <w:r>
-        <w:t>United States same-day rate ratio of crash death for a +9 °C anomaly by crash hour of day. The excess is largest for crashes in the hottest part of the day (12-17 h) and weakest in the cool morning (06-11 h).</w:t>
+        <w:t>United States same-day rate ratio of crash death for a +9 °C anomaly by crash hour of day. The excess is largest for crashes in the hottest part of the day (12-17 h) and weakest in the cool morning (06-11 h). This subgroup analysis is exploratory and is not adjusted for multiple comparisons. Black-and-white version: the 12-17 h point is filled and the others are open to highlight the peak band.</w:t>
       </w:r>
     </w:p>
     <w:p/>
@@ -1357,7 +1373,7 @@
         <w:t xml:space="preserve">Figure 6. </w:t>
       </w:r>
       <w:r>
-        <w:t>United States estimated net heat-attributable crash deaths per year, 2016-2022.</w:t>
+        <w:t>United States estimated net heat-attributable crash deaths per year, 2016-2022. Black-and-white version: line styles and marker shapes distinguish categories.</w:t>
       </w:r>
     </w:p>
     <w:p/>
@@ -1492,7 +1508,7 @@
         <w:t xml:space="preserve">Figure 7. </w:t>
       </w:r>
       <w:r>
-        <w:t>United States comparison of estimated net heat-attributable crash deaths per year with officially recorded direct-heat deaths (ICD-10 X30) from CDC WONDER.</w:t>
+        <w:t>United States comparison of estimated net heat-attributable crash deaths per year with officially recorded direct-heat deaths (ICD-10 X30) from CDC WONDER. Black-and-white version: the right-hand (estimate) bar is hatched to distinguish it from the left-hand (official) bar.</w:t>
       </w:r>
     </w:p>
     <w:p/>
@@ -1524,7 +1540,7 @@
         <w:t xml:space="preserve">Figure 8. </w:t>
       </w:r>
       <w:r>
-        <w:t>United States projected additional traffic-crash deaths per year under uniform warming of the daily temperature distribution by +1, +2 and +3 °C, holding driving activity and baseline rates constant. Bars show the point estimate with 95% Monte Carlo confidence intervals; this is a scenario projection, not an observed quantity.</w:t>
+        <w:t>United States projected additional traffic-crash deaths per year under uniform warming of the daily temperature distribution by +1, +2 and +3 °C, holding driving activity and baseline rates constant. Bars show the point estimate with 95% Monte Carlo confidence intervals; this is a scenario projection, not an observed quantity. Black-and-white version: line styles and marker shapes distinguish categories.</w:t>
       </w:r>
     </w:p>
     <w:p/>
@@ -1653,7 +1669,7 @@
         <w:pStyle w:val="Heading2"/>
       </w:pPr>
       <w:r>
-        <w:t>Exploratory Japan comparison</w:t>
+        <w:t>Exploratory external validation: Japan comparison</w:t>
       </w:r>
     </w:p>
     <w:p>
@@ -1661,7 +1677,7 @@
         <w:spacing w:after="120" w:line="480" w:lineRule="auto"/>
       </w:pPr>
       <w:r>
-        <w:t>In Japan (11,576 crash deaths over 6 years) the anomaly exposure-response was imprecise, with a wide confidence band that included the null throughout (Fig. 9); the same-day point estimate for a +9 °C anomaly was 0.940 (95% CI 0.743-1.190) and was not stable across specifications. A direct comparison of the two countries (Fig. 10) shows a precise acute effect in the US, whereas the Japanese panel—with roughly 20-fold fewer annual crash deaths and sparser temperature coverage—is underpowered.</w:t>
+        <w:t>We did not pool the Japanese estimates with the US estimates; the comparison is presented only as an exploratory external validation. In Japan (11,576 crash deaths over 6 years) the anomaly exposure-response was imprecise, with a wide confidence band that included the null throughout (Fig. 9); the same-day point estimate for a +9 °C anomaly was 0.940 (95% CI 0.743-1.190) and was not stable across specifications. A direct comparison of the two countries (Fig. 10) shows a precise acute effect in the US, whereas the Japanese panel—with roughly 20-fold fewer annual crash deaths and sparser temperature coverage—is underpowered.</w:t>
       </w:r>
     </w:p>
     <w:p>
@@ -1675,7 +1691,7 @@
         <w:t xml:space="preserve">Figure 9. </w:t>
       </w:r>
       <w:r>
-        <w:t>Japan temperature-anomaly exposure-response (2019-2024). The estimate is imprecise: the confidence band is wide and includes the null throughout.</w:t>
+        <w:t>Japan temperature-anomaly exposure-response (2019-2024). The estimate is imprecise: the confidence band is wide and includes the null throughout. Black-and-white version: line styles and marker shapes distinguish categories.</w:t>
       </w:r>
     </w:p>
     <w:p/>
@@ -1690,7 +1706,7 @@
         <w:t xml:space="preserve">Figure 10. </w:t>
       </w:r>
       <w:r>
-        <w:t>Same-day rate ratio of traffic-crash deaths for a +9 °C anomaly, United States versus Japan. The US shows a precise acute effect; the Japanese estimate is underpowered.</w:t>
+        <w:t>Same-day rate ratio of traffic-crash deaths for a +9 °C anomaly, United States versus Japan. The US shows a precise acute effect; the Japanese estimate is underpowered. This comparison is exploratory and is not adjusted for multiple comparisons. Black-and-white version: US (square) and Japan (circle) estimates use different marker shapes.</w:t>
       </w:r>
     </w:p>
     <w:p/>
@@ -1745,7 +1761,7 @@
         <w:spacing w:after="120" w:line="480" w:lineRule="auto"/>
       </w:pPr>
       <w:r>
-        <w:t>Several limitations apply. First, this is an ecological, population-level association: it cannot establish that heat caused illness in any specific crash, and FARS and NPA carry no post-mortem heat diagnosis. Second, activity adjustment used national, not daily state-level, proxies. Third, exposure is measured at the spatial-unit level and misclassifies individual exposure. Fourth, the Japanese analysis is underpowered and inconclusive; its shorter series, far smaller death counts and sparser GHCN-Daily coverage preclude a firm estimate, and we therefore do not pool the two countries. Fifth, the warming projection is a scenario calculation that holds driving activity, the vehicle fleet and behaviour fixed and assumes the anomaly response is stable under a warmer mean climate; it should be read as illustrative of magnitude, not as a forecast. Sixth, the road-user, age and time-of-day subgroup analyses are exploratory: they entail multiple comparisons without formal adjustment, and the open-air road-user gradient may in part reflect weather-related differences in activity rather than physiology. Finally, we used a quasi-Poisson dispersion parameter but did not model residual serial correlation explicitly, which could affect confidence intervals. These findings should motivate, but cannot replace, individual-level studies linking crash decedents to ambient heat and, where available, post-mortem findings.</w:t>
+        <w:t>Several limitations apply. First, this is an ecological, population-level association: it cannot establish that heat caused illness in any specific crash, and neither FARS nor NPA records post-mortem heat diagnosis. Second, exposure is measured at the state/prefecture level from the nearest GHCN-Daily station; this misclassifies individual exposure, does not capture sub-unit variation such as urban heat islands, and omits humidity, wet-bulb globe temperature and other heat-stress metrics. Third, activity adjustment used national monthly proxies (vehicle-miles travelled and gasoline supplied) and is not daily, state-level or mode-specific; daily state-level or mode-specific activity could alter the road-user and time-of-day gradients. Fourth, the Japanese analysis is an exploratory external validation only; its shorter series, far smaller death counts and sparser GHCN-Daily coverage preclude a precise estimate, and we do not pool the two countries. Fifth, the warming projection is a scenario calculation that holds driving activity, the vehicle fleet and behaviour fixed and assumes the anomaly response is stable under a warmer mean climate; it should be read as illustrative of magnitude, not as a forecast. Sixth, the road-user, age and time-of-day subgroup analyses are exploratory: they entail multiple comparisons without formal adjustment, and the open-air road-user gradient may in part reflect weather-related differences in activity rather than physiology. Seventh, the quasi-Poisson model accounts for overdispersion but does not include an explicit autoregressive error term; although the distributed-lag, seasonal, trend and day-of-week controls absorb much short-term temporal autocorrelation, unmodelled residual serial correlation could affect confidence intervals. These findings should motivate, but cannot replace, individual-level studies linking crash decedents to ambient heat and, where available, post-mortem findings.</w:t>
       </w:r>
     </w:p>
     <w:p>

--- a/heat_accidents_mortality/output/manuscript_bw/heat_crash_mortality_submission.docx
+++ b/heat_accidents_mortality/output/manuscript_bw/heat_crash_mortality_submission.docx
@@ -85,7 +85,7 @@
         <w:t xml:space="preserve">Findings </w:t>
       </w:r>
       <w:r>
-        <w:t>In the USA (270,497 crash deaths), a +9°C anomaly raised same-day crash mortality, RR 1.165 (95% CI 1.134-1.196), and remained robust to adjustment for driving activity (RR 1.162, 95% CI 1.132-1.193). The excess was larger for open-air users (motorcyclists RR 2.141, pedestrians RR 1.213) than vehicle occupants (RR 1.050). Net heat-attributable deaths were 513 per year (1.33%), similar to 527 recorded direct-heat deaths (ICD-10 X30); +1 to +3°C warming projected 339-983 additional deaths per year. Japan data (11,576 deaths) were too sparse for a precise estimate.</w:t>
+        <w:t>In the USA (270,497 crash deaths), a +9°C anomaly raised same-day crash mortality, RR 1.165 (95% CI 1.134-1.196), and remained similar after additionally adjusting for state population, state vehicle-miles travelled, precipitation and heat-stress metrics (RR 1.073, 95% CI 1.024-1.124). The excess was larger for open-air users (motorcyclists RR 2.141, pedestrians RR 1.214) than vehicle occupants (RR 1.050). Net heat-attributable deaths were 513 per year (1.33%), similar to 527 recorded direct-heat deaths (ICD-10 X30); +1 to +3°C warming projected 339-984 additional deaths per year. Japan data (11,576 deaths) were too sparse for a precise estimate.</w:t>
       </w:r>
     </w:p>
     <w:p>
@@ -240,7 +240,7 @@
         <w:t>7</w:t>
       </w:r>
       <w:r>
-        <w:t xml:space="preserve"> as the mean of TMAX and TMIN, aggregated to each spatial unit from its nearest reporting stations. For every unit we estimated a cyclic day-of-year climatology and defined the temperature anomaly as the observed temperature minus that climatology,</w:t>
+        <w:t xml:space="preserve"> as the mean of TMAX and TMIN, aggregated to each spatial unit from its nearest reporting stations. State-level precipitation (PRCP) and, in sensitivity analyses, daily average dew point (ADPT), relative humidity (RHAV) and average wet-bulb temperature (AWBT) were taken from the same GHCN-Daily stations and used to compute humidex, the US National Weather Service heat index (converted back to degrees Celsius) and an estimated wet-bulb globe temperature (0.7 times wet-bulb plus 0.3 times air temperature). For every unit we estimated a cyclic day-of-year climatology and defined the temperature anomaly as the observed temperature minus that climatology,</w:t>
       </w:r>
     </w:p>
     <w:p>
@@ -493,7 +493,7 @@
         <w:t>9</w:t>
       </w:r>
       <w:r>
-        <w:t xml:space="preserve"> with Monte Carlo (MC) confidence intervals (CIs). As a sensitivity analysis for the US we added national vehicle-miles travelled (VMT)</w:t>
+        <w:t xml:space="preserve"> with Monte Carlo (MC) confidence intervals (CIs). As sensitivity analyses for the US we added (i) national vehicle-miles travelled (VMT)</w:t>
       </w:r>
       <w:r>
         <w:rPr>
@@ -511,13 +511,31 @@
         <w:t>11</w:t>
       </w:r>
       <w:r>
-        <w:t xml:space="preserve"> as activity proxies. Officially recorded direct-heat deaths (International Classification of Diseases, 10th revision [ICD-10] code X30) were obtained from CDC WONDER.</w:t>
+        <w:t xml:space="preserve"> as activity proxies, and (ii) a richer control set with state annual population (used as an offset)</w:t>
       </w:r>
       <w:r>
         <w:rPr>
           <w:vertAlign w:val="superscript"/>
         </w:rPr>
         <w:t>12</w:t>
+      </w:r>
+      <w:r>
+        <w:t>, state annual VMT</w:t>
+      </w:r>
+      <w:r>
+        <w:rPr>
+          <w:vertAlign w:val="superscript"/>
+        </w:rPr>
+        <w:t>13</w:t>
+      </w:r>
+      <w:r>
+        <w:t>, daily state precipitation, and the GHCN-derived heat-stress metrics as additional exposures or confounders. Officially recorded direct-heat deaths (International Classification of Diseases, 10th revision [ICD-10] code X30) were obtained from CDC WONDER.</w:t>
+      </w:r>
+      <w:r>
+        <w:rPr>
+          <w:vertAlign w:val="superscript"/>
+        </w:rPr>
+        <w:t>14</w:t>
       </w:r>
       <w:r>
         <w:t xml:space="preserve"> We performed three further US analyses: (i) refitting the same-day model within crash-hour bands to test whether the excess concentrates in the hottest hours; (ii) refitting it by road-user type (vehicle occupant, motorcyclist, pedestrian, cyclist) and age band from FARS person records, as a mechanistic and vulnerability analysis; and (iii) projecting the additional crash deaths under uniform warming scenarios of the daily temperature distribution (+1, +2, +3 °C), holding activity and baseline rates constant. All data are public and the full pipeline is reproducible from source (see Data availability). Reporting follows the Strengthening the Reporting of Observational Studies in Epidemiology (STROBE) guideline (checklist provided).</w:t>
@@ -801,7 +819,7 @@
         <w:spacing w:after="120" w:line="480" w:lineRule="auto"/>
       </w:pPr>
       <w:r>
-        <w:t>The lag structure showed an acute same-day excess followed by a deficit at 1-3 days, RR 0.934 (0.902-0.967), consistent with short-term displacement (harvesting) rather than a net addition of deaths (Fig. 3; Table 2). The same-day association was essentially unchanged after adjusting for national vehicle-miles travelled and gasoline supplied (RR 1.162, 95% CI 1.132-1.193), suggesting that day-to-day driving volume alone does not explain the effect.</w:t>
+        <w:t>The lag structure showed an acute same-day excess followed by a deficit at 1-3 days, RR 0.934 (0.902-0.967), consistent with short-term displacement (harvesting) rather than a net addition of deaths (Fig. 3; Table 2). The same-day association was essentially unchanged after adjusting for national vehicle-miles travelled and gasoline supplied (RR 1.162, 95% CI 1.132-1.193); it remained similar when we further added state population (offset), state VMT, precipitation and heat-stress metrics (RR 1.073, 95% CI 1.024-1.124), suggesting that driving volume and weather-related activity alone do not explain the effect.</w:t>
       </w:r>
     </w:p>
     <w:p>
@@ -1020,16 +1038,16 @@
         <w:spacing w:after="120" w:line="480" w:lineRule="auto"/>
       </w:pPr>
       <w:r>
-        <w:t>Two exploratory analyses were consistent with a heat mechanism, although neither can exclude residual confounding. First, the same-day excess differed by road-user exposure (Fig. 4; Table 3). The effect was small for enclosed, often air-conditioned vehicle occupants, RR 1.050 (1.016-1.085), but much larger for open-air users: motorcyclists, RR 2.141 (2.000-2.292); pedestrians, RR 1.213 (1.145-1.286); and cyclists, RR 1.237 (1.032-1.484), a pattern consistent with direct bodily heat exposure and physical exertion.</w:t>
+        <w:t>Two exploratory analyses were consistent with a heat mechanism, although neither can exclude residual confounding. First, the same-day excess differed by road-user exposure (Fig. 4; Table 3). The effect was small for enclosed, often air-conditioned vehicle occupants, RR 1.050 (1.016-1.084), but much larger for open-air users: motorcyclists, RR 2.141 (2.000-2.293); pedestrians, RR 1.214 (1.145-1.286); and cyclists, RR 1.237 (1.032-1.484), a pattern consistent with direct bodily heat exposure and physical exertion.</w:t>
       </w:r>
       <w:r>
         <w:rPr>
           <w:vertAlign w:val="superscript"/>
         </w:rPr>
-        <w:t>13</w:t>
+        <w:t>15</w:t>
       </w:r>
       <w:r>
-        <w:t xml:space="preserve"> This gradient could also partly reflect greater discretionary open-air travel (motorcycling, cycling, walking) on hotter-than-normal days, which our aggregate activity proxies do not capture by mode. Across age bands the excess was similar: age &lt;25 y RR 1.123 (1.059-1.191); 25-64 y RR 1.177 (1.140-1.216); 65+ y RR 1.167 (1.104-1.234) (Table 3), giving no clear age gradient. Second, the excess was largest for crashes in the hottest part of the day (12-17 h), RR 1.212 (1.155-1.272), and weakest in the cool morning (06-11 h), RR 1.062 (1.000-1.127); the overnight band was also elevated (00-05 h), RR 1.179 (1.110-1.253), so the diurnal pattern is not a clean daytime-only gradient (Fig. 5). These subgroup analyses are hypothesis-generating: they involve multiple unadjusted comparisons and are not individual-level tests of susceptibility or mechanism.</w:t>
+        <w:t xml:space="preserve"> This gradient could also partly reflect greater discretionary open-air travel (motorcycling, cycling, walking) on hotter-than-normal days, which our aggregate activity proxies do not capture by mode. Across age bands the excess was similar: age &lt;25 y RR 1.123 (1.059-1.191); 25-64 y RR 1.177 (1.139-1.216); 65+ y RR 1.167 (1.104-1.234) (Table 3), giving no clear age gradient. Second, the excess was largest for crashes in the hottest part of the day (12-17 h), RR 1.212 (1.155-1.271), and weakest in the cool morning (06-11 h), RR 1.061 (1.000-1.127); the overnight band was also elevated (00-05 h), RR 1.179 (1.110-1.253), so the diurnal pattern is not a clean daytime-only gradient (Fig. 5). These subgroup analyses are hypothesis-generating: they involve multiple unadjusted comparisons and are not individual-level tests of susceptibility or mechanism.</w:t>
       </w:r>
     </w:p>
     <w:p>
@@ -1140,7 +1158,7 @@
           </w:tcPr>
           <w:p>
             <w:r>
-              <w:t>1.050 (1.016-1.085)</w:t>
+              <w:t>1.050 (1.016-1.084)</w:t>
             </w:r>
           </w:p>
         </w:tc>
@@ -1172,7 +1190,7 @@
           </w:tcPr>
           <w:p>
             <w:r>
-              <w:t>2.141 (2.000-2.292)</w:t>
+              <w:t>2.141 (2.000-2.293)</w:t>
             </w:r>
           </w:p>
         </w:tc>
@@ -1204,7 +1222,7 @@
           </w:tcPr>
           <w:p>
             <w:r>
-              <w:t>1.213 (1.145-1.286)</w:t>
+              <w:t>1.214 (1.145-1.286)</w:t>
             </w:r>
           </w:p>
         </w:tc>
@@ -1300,7 +1318,7 @@
           </w:tcPr>
           <w:p>
             <w:r>
-              <w:t>1.177 (1.140-1.216)</w:t>
+              <w:t>1.177 (1.139-1.216)</w:t>
             </w:r>
           </w:p>
         </w:tc>
@@ -1523,10 +1541,10 @@
         <w:rPr>
           <w:vertAlign w:val="superscript"/>
         </w:rPr>
-        <w:t>14</w:t>
+        <w:t>16</w:t>
       </w:r>
       <w:r>
-        <w:t xml:space="preserve"> A uniform +1 °C shift projected 339 additional US crash deaths per year (95% CI 250-428), rising to 983 (644-1356) at +3 °C (Fig. 8; Table 5). These are scenario projections, not observed quantities, and assume the anomaly response is stable under a warmer mean climate.</w:t>
+        <w:t xml:space="preserve"> A uniform +1 °C shift projected 339 additional US crash deaths per year (95% CI 250-428), rising to 984 (644-1357) at +3 °C (Fig. 8; Table 5). These are scenario projections, not observed quantities, and assume the anomaly response is stable under a warmer mean climate.</w:t>
       </w:r>
     </w:p>
     <w:p>
@@ -1635,7 +1653,7 @@
           </w:tcPr>
           <w:p>
             <w:r>
-              <w:t>661 (459-864)</w:t>
+              <w:t>662 (459-864)</w:t>
             </w:r>
           </w:p>
         </w:tc>
@@ -1657,7 +1675,7 @@
           </w:tcPr>
           <w:p>
             <w:r>
-              <w:t>983 (644-1356)</w:t>
+              <w:t>984 (644-1357)</w:t>
             </w:r>
           </w:p>
         </w:tc>
@@ -1723,7 +1741,7 @@
         <w:spacing w:after="120" w:line="480" w:lineRule="auto"/>
       </w:pPr>
       <w:r>
-        <w:t>A +9 °C temperature anomaly was associated with a same-day rate ratio of 1.165 (95% CI 1.134-1.196) for US traffic-crash deaths, and the net annual heat-attributable burden was 513 deaths (95% CI 410-615), similar to the 527 officially recorded direct-heat deaths per year. This acute, same-day excess was not explained by aggregate driving activity, and the 1-3 day deficit indicates that part of the excess reflects short-term displacement (harvesting). These findings are consistent with heat-related impairment or under-recognised heat illness contributing to road deaths without appearing in cause-of-death data.</w:t>
+        <w:t>A +9 °C temperature anomaly was associated with a same-day rate ratio of 1.165 (95% CI 1.134-1.196) for US traffic-crash deaths, and the net annual heat-attributable burden was 513 deaths (95% CI 410-615), similar to the 527 officially recorded direct-heat deaths per year. This acute, same-day excess was not explained by aggregate driving activity, and it remained after additionally controlling for state population (offset), state VMT, precipitation and heat-stress metrics (RR 1.073 [1.024-1.124]), although the cumulative 0-10 day estimate became imprecise in that richer specification. The 1-3 day deficit indicates that part of the excess reflects short-term displacement (harvesting). These findings are consistent with heat-related impairment or under-recognised heat illness contributing to road deaths without appearing in cause-of-death data.</w:t>
       </w:r>
       <w:r>
         <w:rPr>
@@ -1753,7 +1771,7 @@
         <w:spacing w:after="120" w:line="480" w:lineRule="auto"/>
       </w:pPr>
       <w:r>
-        <w:t>These results point to practical implications for road safety and climate adaptation. Because the same-day excess was largest among open-air road users and in the hottest hours, heat warnings and travel advice could be targeted at motorcyclists, cyclists, pedestrians and outdoor delivery riders during hot periods. Road safety agencies typically classify fatal crashes by driver error, vehicle failure or road conditions; the possibility that ambient heat impairs psychomotor or cognitive performance is rarely considered. Integrating temperature forecasts into crash-prevention messaging and ensuring heat-health plans reach outdoor workers and commuters is consistent with a Safe System approach to environmental risk and could reduce a burden that is currently invisible to both heat-mortality and road-safety surveillance, though intervention studies are needed to test whether such heat-aware measures reduce crash risk.</w:t>
+        <w:t>These results point to practical implications for road safety and climate adaptation. Because the same-day excess was largest among open-air road users and in the hottest hours, heat warnings and travel advice could be targeted at motorcyclists, cyclists, pedestrians and outdoor delivery riders during hot periods. Shared e-scooter and e-bike fleets and public bikeshare systems should also be considered: batteries, motors and tyres are heat-stressed, increasing the risk of sudden power loss or brake failure, while docking and charging points without shade expose users and maintenance staff to thermal load during check-out, parking and battery swap. Service operators could temporarily reduce or suspend rentals above high-temperature thresholds, relocate or shade docking and charging infrastructure, and integrate heat warnings into app-based routing. Linking shared-mobility heat alerts with public transit and cooled shelter maps would help preserve access for users who depend on these modes, particularly in low-income neighbourhoods where private air-conditioned transport is less available. Road safety agencies typically classify fatal crashes by driver error, vehicle failure or road conditions; the possibility that ambient heat impairs psychomotor or cognitive performance is rarely considered. Integrating temperature forecasts into crash-prevention messaging and ensuring heat-health plans reach outdoor workers and commuters is consistent with a Safe System approach to environmental risk and could reduce a burden that is currently invisible to both heat-mortality and road-safety surveillance, though intervention studies are needed to test whether such heat-aware measures reduce crash risk.</w:t>
       </w:r>
     </w:p>
     <w:p>
@@ -1761,7 +1779,7 @@
         <w:spacing w:after="120" w:line="480" w:lineRule="auto"/>
       </w:pPr>
       <w:r>
-        <w:t>Several limitations apply. First, this is an ecological, population-level association: it cannot establish that heat caused illness in any specific crash, and neither FARS nor NPA records post-mortem heat diagnosis. Second, exposure is measured at the state/prefecture level from the nearest GHCN-Daily station; this misclassifies individual exposure, does not capture sub-unit variation such as urban heat islands, and omits humidity, wet-bulb globe temperature and other heat-stress metrics. Third, activity adjustment used national monthly proxies (vehicle-miles travelled and gasoline supplied) and is not daily, state-level or mode-specific; daily state-level or mode-specific activity could alter the road-user and time-of-day gradients. Fourth, the Japanese analysis is an exploratory external validation only; its shorter series, far smaller death counts and sparser GHCN-Daily coverage preclude a precise estimate, and we do not pool the two countries. Fifth, the warming projection is a scenario calculation that holds driving activity, the vehicle fleet and behaviour fixed and assumes the anomaly response is stable under a warmer mean climate; it should be read as illustrative of magnitude, not as a forecast. Sixth, the road-user, age and time-of-day subgroup analyses are exploratory: they entail multiple comparisons without formal adjustment, and the open-air road-user gradient may in part reflect weather-related differences in activity rather than physiology. Seventh, the quasi-Poisson model accounts for overdispersion but does not include an explicit autoregressive error term; although the distributed-lag, seasonal, trend and day-of-week controls absorb much short-term temporal autocorrelation, unmodelled residual serial correlation could affect confidence intervals. These findings should motivate, but cannot replace, individual-level studies linking crash decedents to ambient heat and, where available, post-mortem findings.</w:t>
+        <w:t>Several limitations apply. First, this is an ecological, population-level association: it cannot establish that heat caused illness in any specific crash, and neither FARS nor NPA records post-mortem heat diagnosis. Second, exposure is measured at the state/prefecture level from the nearest GHCN-Daily station; this misclassifies individual exposure and does not capture sub-unit variation such as urban heat islands. We therefore added state population as an offset and evaluated GHCN-derived humidity, heat-index and estimated wet-bulb globe temperature metrics in sensitivity models, but these station-based heat-stress measures still do not measure personal exposure. Third, activity adjustment used national monthly proxies for the main model and annual state VMT for the sensitivity model; neither is daily, mode-specific or shared-mobility-specific, and daily state-level or mode-specific activity could alter the road-user and time-of-day gradients. In particular, publicly available daily national counts of pedestrian, bicycle and shared-mobility trips are not available, so we cannot directly separate a weather-related activity shift from a physiological or mechanical heat effect for those modes. Fourth, the Japanese analysis is an exploratory external validation only; its shorter series, far smaller death counts and sparser GHCN-Daily coverage preclude a precise estimate, and we do not pool the two countries. Fifth, the warming projection is a scenario calculation that holds driving activity, the vehicle fleet and behaviour fixed and assumes the anomaly response is stable under a warmer mean climate; it should be read as illustrative of magnitude, not as a forecast. Sixth, the road-user, age and time-of-day subgroup analyses are exploratory: they entail multiple comparisons without formal adjustment, and the open-air road-user gradient may in part reflect weather-related differences in activity rather than physiology. Seventh, the quasi-Poisson model accounts for overdispersion but does not include an explicit autoregressive error term; although the distributed-lag, seasonal, trend and day-of-week controls absorb much short-term temporal autocorrelation, unmodelled residual serial correlation could affect confidence intervals. These findings should motivate, but cannot replace, individual-level studies linking crash decedents to ambient heat and, where available, post-mortem findings.</w:t>
       </w:r>
     </w:p>
     <w:p>
@@ -1857,7 +1875,7 @@
         <w:spacing w:after="120" w:line="480" w:lineRule="auto"/>
       </w:pPr>
       <w:r>
-        <w:t>All data are public: FARS, GHCN-Daily, CDC WONDER, FHWA/FRED, EIA and the Japanese NPA accident open data (see References for sources). Processed data files are provided in the repository so the manuscript and figures can be regenerated without API keys. The complete analysis code and reproducible pipeline (make all for raw data and figures, then make ehp for the EHP submission package) is openly available at https://github.com/bougtoir/heat-accidents-mortality; every reported number, figure and table is regenerated from source with no hard-coded values.</w:t>
+        <w:t>All data are public: FARS, GHCN-Daily, CDC WONDER, US Census Bureau Population Estimates Program, FHWA Highway Statistics VM-2, FHWA/FRED, EIA and the Japanese NPA accident open data (see References for sources). Processed data files are provided in the repository so the manuscript and figures can be regenerated without API keys. The complete analysis code and reproducible pipeline (make all for raw data and figures, then make ehp for the EHP submission package) is openly available at https://github.com/bougtoir/heat-accidents-mortality; every reported number, figure and table is regenerated from source with no hard-coded values.</w:t>
       </w:r>
     </w:p>
     <w:p>
@@ -1961,7 +1979,7 @@
         <w:spacing w:after="80"/>
       </w:pPr>
       <w:r>
-        <w:t>12. Centers for Disease Control and Prevention. CDC WONDER Underlying Cause of Death database. https://wonder.cdc.gov/</w:t>
+        <w:t>12. US Census Bureau. Population Estimates Program. Annual state population estimates. https://www.census.gov/programs-surveys/popest.html</w:t>
       </w:r>
     </w:p>
     <w:p>
@@ -1969,7 +1987,7 @@
         <w:spacing w:after="80"/>
       </w:pPr>
       <w:r>
-        <w:t>13. Daanen HAM, van de Vliert E, Huang X. Driving performance in cold, warm, and thermoneutral environments. Appl Ergon 2003;34:597-602.</w:t>
+        <w:t>13. Federal Highway Administration. Highway Statistics VM-2: Annual state vehicle-miles travelled. https://www.fhwa.dot.gov/policyinformation/statistics.cfm</w:t>
       </w:r>
     </w:p>
     <w:p>
@@ -1977,7 +1995,23 @@
         <w:spacing w:after="80"/>
       </w:pPr>
       <w:r>
-        <w:t>14. IPCC. Climate Change 2021: The Physical Science Basis. Contribution of Working Group I to the Sixth Assessment Report of the Intergovernmental Panel on Climate Change. Cambridge: Cambridge University Press; 2021.</w:t>
+        <w:t>14. Centers for Disease Control and Prevention. CDC WONDER Underlying Cause of Death database. https://wonder.cdc.gov/</w:t>
+      </w:r>
+    </w:p>
+    <w:p>
+      <w:pPr>
+        <w:spacing w:after="80"/>
+      </w:pPr>
+      <w:r>
+        <w:t>15. Daanen HAM, van de Vliert E, Huang X. Driving performance in cold, warm, and thermoneutral environments. Appl Ergon 2003;34:597-602.</w:t>
+      </w:r>
+    </w:p>
+    <w:p>
+      <w:pPr>
+        <w:spacing w:after="80"/>
+      </w:pPr>
+      <w:r>
+        <w:t>16. IPCC. Climate Change 2021: The Physical Science Basis. Contribution of Working Group I to the Sixth Assessment Report of the Intergovernmental Panel on Climate Change. Cambridge: Cambridge University Press; 2021.</w:t>
       </w:r>
     </w:p>
     <w:sectPr>
